--- a/03_Team_Work/Team6/Milestone_2_First_Dozen_Views/Working/ST_M2_Team6_StudentDashboardView_v01.docx
+++ b/03_Team_Work/Team6/Milestone_2_First_Dozen_Views/Working/ST_M2_Team6_StudentDashboardView_v01.docx
@@ -111,10 +111,10 @@
           <w14:ligatures w14:val="standardContextual"/>
         </w:rPr>
         <w:drawing>
-          <wp:inline distT="0" distB="0" distL="0" distR="0" wp14:anchorId="629F460B" wp14:editId="04373791">
-            <wp:extent cx="5943600" cy="5563870"/>
+          <wp:inline distT="0" distB="0" distL="0" distR="0" wp14:anchorId="31F833D3" wp14:editId="188D6E3E">
+            <wp:extent cx="2686050" cy="5353050"/>
             <wp:effectExtent l="0" t="0" r="0" b="0"/>
-            <wp:docPr id="989890718" name="Picture 1"/>
+            <wp:docPr id="59498767" name="Picture 1"/>
             <wp:cNvGraphicFramePr>
               <a:graphicFrameLocks xmlns:a="http://schemas.openxmlformats.org/drawingml/2006/main" noChangeAspect="1"/>
             </wp:cNvGraphicFramePr>
@@ -122,7 +122,7 @@
               <a:graphicData uri="http://schemas.openxmlformats.org/drawingml/2006/picture">
                 <pic:pic xmlns:pic="http://schemas.openxmlformats.org/drawingml/2006/picture">
                   <pic:nvPicPr>
-                    <pic:cNvPr id="989890718" name="Picture 989890718"/>
+                    <pic:cNvPr id="59498767" name="Picture 59498767"/>
                     <pic:cNvPicPr/>
                   </pic:nvPicPr>
                   <pic:blipFill>
@@ -140,7 +140,7 @@
                   <pic:spPr>
                     <a:xfrm>
                       <a:off x="0" y="0"/>
-                      <a:ext cx="5943600" cy="5563870"/>
+                      <a:ext cx="2686050" cy="5353050"/>
                     </a:xfrm>
                     <a:prstGeom prst="rect">
                       <a:avLst/>
@@ -378,7 +378,7 @@
                 <w:sz w:val="22"/>
                 <w:lang w:eastAsia="en-US"/>
               </w:rPr>
-              <w:t xml:space="preserve">Displays a summarized profile; provides analytics such as profile views, profile </w:t>
+              <w:t xml:space="preserve">Displays a summarized profile; provides analytics such as profile views, profile completion, matching jobs, post impressions; </w:t>
             </w:r>
             <w:r>
               <w:rPr>
@@ -387,7 +387,7 @@
                 <w:lang w:eastAsia="en-US"/>
               </w:rPr>
               <w:lastRenderedPageBreak/>
-              <w:t xml:space="preserve">completion, matching jobs, post impressions; recommends actions to take </w:t>
+              <w:t xml:space="preserve">recommends actions to take </w:t>
             </w:r>
             <w:r>
               <w:rPr>
@@ -1208,6 +1208,14 @@
               </w:rPr>
               <w:t>Student Post</w:t>
             </w:r>
+            <w:r>
+              <w:rPr>
+                <w:rFonts w:ascii="Arial" w:eastAsia="Times New Roman" w:hAnsi="Arial" w:cs="Arial"/>
+                <w:sz w:val="22"/>
+                <w:lang w:eastAsia="en-US"/>
+              </w:rPr>
+              <w:t>, Click, Scroll</w:t>
+            </w:r>
           </w:p>
         </w:tc>
       </w:tr>
@@ -1254,7 +1262,7 @@
                 <w:sz w:val="22"/>
                 <w:lang w:eastAsia="en-US"/>
               </w:rPr>
-              <w:t>New Student Post</w:t>
+              <w:t>New Student Post, Redirect, Navigate to next action card</w:t>
             </w:r>
           </w:p>
         </w:tc>
